--- a/fixtures/basic/basic-cover-letter-letter.docx
+++ b/fixtures/basic/basic-cover-letter-letter.docx
@@ -113,7 +113,7 @@
         <w:rPr>
           <w:rtl w:val="0"/>
         </w:rPr>
-        <w:t xml:space="preserve">I'm applying for the Executive Assistant position at Calder &amp; Wright. I've worked as an administrative assistant for five years, most recently supporting three partners and a team of 12 advisers at Halvorsen Advisory Group.</w:t>
+        <w:t xml:space="preserve">I'm applying for the Executive Assistant position at Calder &amp; Wright. I've worked as an administrative assistant for seven years, most recently supporting three partners and a team of 12 advisers at Halvorsen Advisory Group.</w:t>
       </w:r>
     </w:p>
     <w:p>
